--- a/by Andrew Liu/525 Midterm II Cheatsheet.docx
+++ b/by Andrew Liu/525 Midterm II Cheatsheet.docx
@@ -1,6 +1,6 @@
 
 <file path=word/document.xml><?xml version="1.0" encoding="utf-8"?>
-<w:document xmlns:wpc="http://schemas.microsoft.com/office/word/2010/wordprocessingCanvas" xmlns:cx="http://schemas.microsoft.com/office/drawing/2014/chartex" xmlns:cx1="http://schemas.microsoft.com/office/drawing/2015/9/8/chartex" xmlns:cx2="http://schemas.microsoft.com/office/drawing/2015/10/21/chartex" xmlns:cx3="http://schemas.microsoft.com/office/drawing/2016/5/9/chartex" xmlns:cx4="http://schemas.microsoft.com/office/drawing/2016/5/10/chartex" xmlns:cx5="http://schemas.microsoft.com/office/drawing/2016/5/11/chartex" xmlns:cx6="http://schemas.microsoft.com/office/drawing/2016/5/12/chartex" xmlns:cx7="http://schemas.microsoft.com/office/drawing/2016/5/13/chartex" xmlns:cx8="http://schemas.microsoft.com/office/drawing/2016/5/14/chartex" xmlns:mc="http://schemas.openxmlformats.org/markup-compatibility/2006" xmlns:aink="http://schemas.microsoft.com/office/drawing/2016/ink" xmlns:am3d="http://schemas.microsoft.com/office/drawing/2017/model3d" xmlns:o="urn:schemas-microsoft-com:office:office" xmlns:oel="http://schemas.microsoft.com/office/2019/extlst" xmlns:r="http://schemas.openxmlformats.org/officeDocument/2006/relationships" xmlns:m="http://schemas.openxmlformats.org/officeDocument/2006/math" xmlns:v="urn:schemas-microsoft-com:vml" xmlns:wp14="http://schemas.microsoft.com/office/word/2010/wordprocessingDrawing" xmlns:wp="http://schemas.openxmlformats.org/drawingml/2006/wordprocessingDrawing" xmlns:w10="urn:schemas-microsoft-com:office:word" xmlns:w="http://schemas.openxmlformats.org/wordprocessingml/2006/main" xmlns:w14="http://schemas.microsoft.com/office/word/2010/wordml" xmlns:w15="http://schemas.microsoft.com/office/word/2012/wordml" xmlns:w16cex="http://schemas.microsoft.com/office/word/2018/wordml/cex" xmlns:w16cid="http://schemas.microsoft.com/office/word/2016/wordml/cid" xmlns:w16="http://schemas.microsoft.com/office/word/2018/wordml" xmlns:w16sdtdh="http://schemas.microsoft.com/office/word/2020/wordml/sdtdatahash" xmlns:w16se="http://schemas.microsoft.com/office/word/2015/wordml/symex" xmlns:wpg="http://schemas.microsoft.com/office/word/2010/wordprocessingGroup" xmlns:wpi="http://schemas.microsoft.com/office/word/2010/wordprocessingInk" xmlns:wne="http://schemas.microsoft.com/office/word/2006/wordml" xmlns:wps="http://schemas.microsoft.com/office/word/2010/wordprocessingShape" mc:Ignorable="w14 w15 w16se w16cid w16 w16cex w16sdtdh wp14">
+<w:document xmlns:wpc="http://schemas.microsoft.com/office/word/2010/wordprocessingCanvas" xmlns:cx="http://schemas.microsoft.com/office/drawing/2014/chartex" xmlns:cx1="http://schemas.microsoft.com/office/drawing/2015/9/8/chartex" xmlns:cx2="http://schemas.microsoft.com/office/drawing/2015/10/21/chartex" xmlns:cx3="http://schemas.microsoft.com/office/drawing/2016/5/9/chartex" xmlns:cx4="http://schemas.microsoft.com/office/drawing/2016/5/10/chartex" xmlns:cx5="http://schemas.microsoft.com/office/drawing/2016/5/11/chartex" xmlns:cx6="http://schemas.microsoft.com/office/drawing/2016/5/12/chartex" xmlns:cx7="http://schemas.microsoft.com/office/drawing/2016/5/13/chartex" xmlns:cx8="http://schemas.microsoft.com/office/drawing/2016/5/14/chartex" xmlns:mc="http://schemas.openxmlformats.org/markup-compatibility/2006" xmlns:aink="http://schemas.microsoft.com/office/drawing/2016/ink" xmlns:am3d="http://schemas.microsoft.com/office/drawing/2017/model3d" xmlns:o="urn:schemas-microsoft-com:office:office" xmlns:oel="http://schemas.microsoft.com/office/2019/extlst" xmlns:r="http://schemas.openxmlformats.org/officeDocument/2006/relationships" xmlns:m="http://schemas.openxmlformats.org/officeDocument/2006/math" xmlns:v="urn:schemas-microsoft-com:vml" xmlns:wp14="http://schemas.microsoft.com/office/word/2010/wordprocessingDrawing" xmlns:wp="http://schemas.openxmlformats.org/drawingml/2006/wordprocessingDrawing" xmlns:w10="urn:schemas-microsoft-com:office:word" xmlns:w="http://schemas.openxmlformats.org/wordprocessingml/2006/main" xmlns:w14="http://schemas.microsoft.com/office/word/2010/wordml" xmlns:w15="http://schemas.microsoft.com/office/word/2012/wordml" xmlns:w16cex="http://schemas.microsoft.com/office/word/2018/wordml/cex" xmlns:w16cid="http://schemas.microsoft.com/office/word/2016/wordml/cid" xmlns:w16="http://schemas.microsoft.com/office/word/2018/wordml" xmlns:w16du="http://schemas.microsoft.com/office/word/2023/wordml/word16du" xmlns:w16sdtdh="http://schemas.microsoft.com/office/word/2020/wordml/sdtdatahash" xmlns:w16sdtfl="http://schemas.microsoft.com/office/word/2024/wordml/sdtformatlock" xmlns:w16se="http://schemas.microsoft.com/office/word/2015/wordml/symex" xmlns:wpg="http://schemas.microsoft.com/office/word/2010/wordprocessingGroup" xmlns:wpi="http://schemas.microsoft.com/office/word/2010/wordprocessingInk" xmlns:wne="http://schemas.microsoft.com/office/word/2006/wordml" xmlns:wps="http://schemas.microsoft.com/office/word/2010/wordprocessingShape" mc:Ignorable="w14 w15 w16se w16cid w16 w16cex w16sdtdh w16sdtfl w16du wp14">
   <w:body>
     <w:p>
       <w:pPr>
@@ -2338,7 +2338,7 @@
           <w:szCs w:val="22"/>
         </w:rPr>
         <w:drawing>
-          <wp:inline distT="0" distB="0" distL="0" distR="0" wp14:anchorId="672A69CC" wp14:editId="2B2E763D">
+          <wp:inline distT="0" distB="0" distL="0" distR="0" wp14:anchorId="672A69CC" wp14:editId="6CDD2E7C">
             <wp:extent cx="3227294" cy="599141"/>
             <wp:effectExtent l="0" t="0" r="0" b="0"/>
             <wp:docPr id="1149230196" name="Picture 3" descr="A group of black text&#10;&#10;Description automatically generated"/>
@@ -3673,25 +3673,7 @@
           <w:sz w:val="22"/>
           <w:szCs w:val="22"/>
         </w:rPr>
-        <w:t xml:space="preserve"> and </w:t>
-      </w:r>
-      <w:proofErr w:type="spellStart"/>
-      <w:r>
-        <w:rPr>
-          <w:rFonts w:ascii="Times New Roman" w:hAnsi="Times New Roman" w:cs="Times New Roman"/>
-          <w:sz w:val="22"/>
-          <w:szCs w:val="22"/>
-        </w:rPr>
-        <w:t>Scheffe</w:t>
-      </w:r>
-      <w:proofErr w:type="spellEnd"/>
-      <w:r>
-        <w:rPr>
-          <w:rFonts w:ascii="Times New Roman" w:hAnsi="Times New Roman" w:cs="Times New Roman"/>
-          <w:sz w:val="22"/>
-          <w:szCs w:val="22"/>
-        </w:rPr>
-        <w:t xml:space="preserve"> pred </w:t>
+        <w:t xml:space="preserve"> and Scheffe pred </w:t>
       </w:r>
       <w:proofErr w:type="spellStart"/>
       <w:r>
@@ -6771,7 +6753,7 @@
           <w:szCs w:val="22"/>
         </w:rPr>
         <w:drawing>
-          <wp:inline distT="0" distB="0" distL="0" distR="0" wp14:anchorId="0CC55BA9" wp14:editId="123F8DC5">
+          <wp:inline distT="0" distB="0" distL="0" distR="0" wp14:anchorId="0CC55BA9" wp14:editId="18616E9D">
             <wp:extent cx="1990165" cy="524238"/>
             <wp:effectExtent l="0" t="0" r="3810" b="0"/>
             <wp:docPr id="1583013421" name="Picture 4" descr="A close up of a text&#10;&#10;Description automatically generated with medium confidence"/>
@@ -6820,7 +6802,7 @@
           <w:szCs w:val="22"/>
         </w:rPr>
         <w:drawing>
-          <wp:inline distT="0" distB="0" distL="0" distR="0" wp14:anchorId="09104107" wp14:editId="7D2F14D8">
+          <wp:inline distT="0" distB="0" distL="0" distR="0" wp14:anchorId="09104107" wp14:editId="59F49E15">
             <wp:extent cx="1102659" cy="529563"/>
             <wp:effectExtent l="0" t="0" r="2540" b="4445"/>
             <wp:docPr id="1509414021" name="Picture 5" descr="A black text on a white background&#10;&#10;Description automatically generated"/>
@@ -6876,7 +6858,7 @@
           <w:szCs w:val="22"/>
         </w:rPr>
         <w:drawing>
-          <wp:inline distT="0" distB="0" distL="0" distR="0" wp14:anchorId="242FA4BB" wp14:editId="209B3438">
+          <wp:inline distT="0" distB="0" distL="0" distR="0" wp14:anchorId="242FA4BB" wp14:editId="178EBCFB">
             <wp:extent cx="1156447" cy="534229"/>
             <wp:effectExtent l="0" t="0" r="0" b="0"/>
             <wp:docPr id="337541327" name="Picture 6" descr="A black text on a white background&#10;&#10;Description automatically generated"/>
@@ -14742,29 +14724,7 @@
           <w:sz w:val="22"/>
           <w:szCs w:val="22"/>
         </w:rPr>
-        <w:t xml:space="preserve"> after adjusting for all other var, which partial </w:t>
-      </w:r>
-      <w:proofErr w:type="spellStart"/>
-      <w:r>
-        <w:rPr>
-          <w:rFonts w:ascii="Times New Roman" w:hAnsi="Times New Roman" w:cs="Times New Roman"/>
-          <w:iCs/>
-          <w:kern w:val="0"/>
-          <w:sz w:val="22"/>
-          <w:szCs w:val="22"/>
-        </w:rPr>
-        <w:t>resid</w:t>
-      </w:r>
-      <w:proofErr w:type="spellEnd"/>
-      <w:r>
-        <w:rPr>
-          <w:rFonts w:ascii="Times New Roman" w:hAnsi="Times New Roman" w:cs="Times New Roman"/>
-          <w:iCs/>
-          <w:kern w:val="0"/>
-          <w:sz w:val="22"/>
-          <w:szCs w:val="22"/>
-        </w:rPr>
-        <w:t xml:space="preserve"> plots don’t do. For </w:t>
+        <w:t xml:space="preserve"> after adjusting for all other var, which partial resid plots don’t do. For </w:t>
       </w:r>
       <m:oMath>
         <m:sSub>
@@ -16122,29 +16082,7 @@
           <w:sz w:val="22"/>
           <w:szCs w:val="22"/>
         </w:rPr>
-        <w:t xml:space="preserve">th case from fittings gives us the deleted </w:t>
-      </w:r>
-      <w:proofErr w:type="spellStart"/>
-      <w:r>
-        <w:rPr>
-          <w:rFonts w:ascii="Times New Roman" w:hAnsi="Times New Roman" w:cs="Times New Roman"/>
-          <w:iCs/>
-          <w:kern w:val="0"/>
-          <w:sz w:val="22"/>
-          <w:szCs w:val="22"/>
-        </w:rPr>
-        <w:t>resid</w:t>
-      </w:r>
-      <w:proofErr w:type="spellEnd"/>
-      <w:r>
-        <w:rPr>
-          <w:rFonts w:ascii="Times New Roman" w:hAnsi="Times New Roman" w:cs="Times New Roman"/>
-          <w:iCs/>
-          <w:kern w:val="0"/>
-          <w:sz w:val="22"/>
-          <w:szCs w:val="22"/>
-        </w:rPr>
-        <w:t xml:space="preserve"> </w:t>
+        <w:t xml:space="preserve">th case from fittings gives us the deleted resid </w:t>
       </w:r>
       <m:oMath>
         <m:sSub>
@@ -20538,29 +20476,7 @@
           <w:sz w:val="22"/>
           <w:szCs w:val="22"/>
         </w:rPr>
-        <w:t xml:space="preserve"> measures how much </w:t>
-      </w:r>
-      <w:proofErr w:type="spellStart"/>
-      <w:r>
-        <w:rPr>
-          <w:rFonts w:ascii="Times New Roman" w:hAnsi="Times New Roman" w:cs="Times New Roman"/>
-          <w:iCs/>
-          <w:kern w:val="0"/>
-          <w:sz w:val="22"/>
-          <w:szCs w:val="22"/>
-        </w:rPr>
-        <w:t>est</w:t>
-      </w:r>
-      <w:proofErr w:type="spellEnd"/>
-      <w:r>
-        <w:rPr>
-          <w:rFonts w:ascii="Times New Roman" w:hAnsi="Times New Roman" w:cs="Times New Roman"/>
-          <w:iCs/>
-          <w:kern w:val="0"/>
-          <w:sz w:val="22"/>
-          <w:szCs w:val="22"/>
-        </w:rPr>
-        <w:t xml:space="preserve"> reg </w:t>
+        <w:t xml:space="preserve"> measures how much est reg </w:t>
       </w:r>
       <w:proofErr w:type="spellStart"/>
       <w:r>
@@ -21874,25 +21790,7 @@
           <w:sz w:val="22"/>
           <w:szCs w:val="22"/>
         </w:rPr>
-        <w:t xml:space="preserve">, so squared </w:t>
-      </w:r>
-      <w:proofErr w:type="spellStart"/>
-      <w:r>
-        <w:rPr>
-          <w:rFonts w:ascii="Times New Roman" w:hAnsi="Times New Roman" w:cs="Times New Roman"/>
-          <w:sz w:val="22"/>
-          <w:szCs w:val="22"/>
-        </w:rPr>
-        <w:t>resid</w:t>
-      </w:r>
-      <w:proofErr w:type="spellEnd"/>
-      <w:r>
-        <w:rPr>
-          <w:rFonts w:ascii="Times New Roman" w:hAnsi="Times New Roman" w:cs="Times New Roman"/>
-          <w:sz w:val="22"/>
-          <w:szCs w:val="22"/>
-        </w:rPr>
-        <w:t xml:space="preserve"> </w:t>
+        <w:t xml:space="preserve">, so squared resid </w:t>
       </w:r>
       <m:oMath>
         <m:sSubSup>
@@ -22587,7 +22485,6 @@
         <w:t xml:space="preserve"> can be utilized in designed experiments where replicate </w:t>
       </w:r>
       <w:proofErr w:type="spellStart"/>
-      <w:proofErr w:type="gramStart"/>
       <w:r>
         <w:rPr>
           <w:rFonts w:ascii="Times New Roman" w:hAnsi="Times New Roman" w:cs="Times New Roman"/>
@@ -22598,7 +22495,6 @@
         <w:t>obs</w:t>
       </w:r>
       <w:proofErr w:type="spellEnd"/>
-      <w:proofErr w:type="gramEnd"/>
     </w:p>
     <w:p>
       <w:pPr>
@@ -22688,7 +22584,90 @@
           <w:sz w:val="22"/>
           <w:szCs w:val="22"/>
         </w:rPr>
-        <w:t xml:space="preserve"> does not affect </w:t>
+        <w:t xml:space="preserve"> does not affect est mean </w:t>
+      </w:r>
+      <w:proofErr w:type="gramStart"/>
+      <w:r>
+        <w:rPr>
+          <w:rFonts w:ascii="Times New Roman" w:hAnsi="Times New Roman" w:cs="Times New Roman"/>
+          <w:kern w:val="0"/>
+          <w:sz w:val="22"/>
+          <w:szCs w:val="22"/>
+        </w:rPr>
+        <w:t>responses  or</w:t>
+      </w:r>
+      <w:proofErr w:type="gramEnd"/>
+      <w:r>
+        <w:rPr>
+          <w:rFonts w:ascii="Times New Roman" w:hAnsi="Times New Roman" w:cs="Times New Roman"/>
+          <w:kern w:val="0"/>
+          <w:sz w:val="22"/>
+          <w:szCs w:val="22"/>
+        </w:rPr>
+        <w:t xml:space="preserve"> predictions PROVIDED </w:t>
+      </w:r>
+      <w:r>
+        <w:rPr>
+          <w:rFonts w:ascii="Times New Roman" w:hAnsi="Times New Roman" w:cs="Times New Roman"/>
+          <w:kern w:val="0"/>
+          <w:sz w:val="22"/>
+          <w:szCs w:val="22"/>
+        </w:rPr>
+        <w:t xml:space="preserve">the values of the predictor variables for which inferences are </w:t>
+      </w:r>
+      <w:r>
+        <w:rPr>
+          <w:rFonts w:ascii="Times New Roman" w:hAnsi="Times New Roman" w:cs="Times New Roman"/>
+          <w:kern w:val="0"/>
+          <w:sz w:val="22"/>
+          <w:szCs w:val="22"/>
+        </w:rPr>
+        <w:t>t</w:t>
+      </w:r>
+      <w:r>
+        <w:rPr>
+          <w:rFonts w:ascii="Times New Roman" w:hAnsi="Times New Roman" w:cs="Times New Roman"/>
+          <w:kern w:val="0"/>
+          <w:sz w:val="22"/>
+          <w:szCs w:val="22"/>
+        </w:rPr>
+        <w:t>o be made</w:t>
+      </w:r>
+      <w:r>
+        <w:rPr>
+          <w:rFonts w:ascii="Times New Roman" w:hAnsi="Times New Roman" w:cs="Times New Roman"/>
+          <w:kern w:val="0"/>
+          <w:sz w:val="22"/>
+          <w:szCs w:val="22"/>
+        </w:rPr>
+        <w:t xml:space="preserve"> </w:t>
+      </w:r>
+      <w:r>
+        <w:rPr>
+          <w:rFonts w:ascii="Times New Roman" w:hAnsi="Times New Roman" w:cs="Times New Roman"/>
+          <w:kern w:val="0"/>
+          <w:sz w:val="22"/>
+          <w:szCs w:val="22"/>
+        </w:rPr>
+        <w:t>follow the same multicollinearity pattern as the data on which the regression model is based.</w:t>
+      </w:r>
+      <w:r>
+        <w:rPr>
+          <w:rFonts w:ascii="Times New Roman" w:hAnsi="Times New Roman" w:cs="Times New Roman"/>
+          <w:kern w:val="0"/>
+          <w:sz w:val="22"/>
+          <w:szCs w:val="22"/>
+        </w:rPr>
+        <w:t xml:space="preserve"> Ridge </w:t>
+      </w:r>
+      <w:r>
+        <w:rPr>
+          <w:rFonts w:ascii="Times New Roman" w:hAnsi="Times New Roman" w:cs="Times New Roman"/>
+          <w:kern w:val="0"/>
+          <w:sz w:val="22"/>
+          <w:szCs w:val="22"/>
+        </w:rPr>
+        <w:t xml:space="preserve">reg minimizes </w:t>
       </w:r>
       <w:proofErr w:type="spellStart"/>
       <w:r>
@@ -22698,7 +22677,7 @@
           <w:sz w:val="22"/>
           <w:szCs w:val="22"/>
         </w:rPr>
-        <w:t>est</w:t>
+        <w:t>multicolin</w:t>
       </w:r>
       <w:proofErr w:type="spellEnd"/>
       <w:r>
@@ -22708,90 +22687,7 @@
           <w:sz w:val="22"/>
           <w:szCs w:val="22"/>
         </w:rPr>
-        <w:t xml:space="preserve"> mean </w:t>
-      </w:r>
-      <w:proofErr w:type="gramStart"/>
-      <w:r>
-        <w:rPr>
-          <w:rFonts w:ascii="Times New Roman" w:hAnsi="Times New Roman" w:cs="Times New Roman"/>
-          <w:kern w:val="0"/>
-          <w:sz w:val="22"/>
-          <w:szCs w:val="22"/>
-        </w:rPr>
-        <w:t>responses  or</w:t>
-      </w:r>
-      <w:proofErr w:type="gramEnd"/>
-      <w:r>
-        <w:rPr>
-          <w:rFonts w:ascii="Times New Roman" w:hAnsi="Times New Roman" w:cs="Times New Roman"/>
-          <w:kern w:val="0"/>
-          <w:sz w:val="22"/>
-          <w:szCs w:val="22"/>
-        </w:rPr>
-        <w:t xml:space="preserve"> predictions PROVIDED </w:t>
-      </w:r>
-      <w:r>
-        <w:rPr>
-          <w:rFonts w:ascii="Times New Roman" w:hAnsi="Times New Roman" w:cs="Times New Roman"/>
-          <w:kern w:val="0"/>
-          <w:sz w:val="22"/>
-          <w:szCs w:val="22"/>
-        </w:rPr>
-        <w:t xml:space="preserve">the values of the predictor variables for which inferences are </w:t>
-      </w:r>
-      <w:r>
-        <w:rPr>
-          <w:rFonts w:ascii="Times New Roman" w:hAnsi="Times New Roman" w:cs="Times New Roman"/>
-          <w:kern w:val="0"/>
-          <w:sz w:val="22"/>
-          <w:szCs w:val="22"/>
-        </w:rPr>
-        <w:t>t</w:t>
-      </w:r>
-      <w:r>
-        <w:rPr>
-          <w:rFonts w:ascii="Times New Roman" w:hAnsi="Times New Roman" w:cs="Times New Roman"/>
-          <w:kern w:val="0"/>
-          <w:sz w:val="22"/>
-          <w:szCs w:val="22"/>
-        </w:rPr>
-        <w:t>o be made</w:t>
-      </w:r>
-      <w:r>
-        <w:rPr>
-          <w:rFonts w:ascii="Times New Roman" w:hAnsi="Times New Roman" w:cs="Times New Roman"/>
-          <w:kern w:val="0"/>
-          <w:sz w:val="22"/>
-          <w:szCs w:val="22"/>
-        </w:rPr>
-        <w:t xml:space="preserve"> </w:t>
-      </w:r>
-      <w:r>
-        <w:rPr>
-          <w:rFonts w:ascii="Times New Roman" w:hAnsi="Times New Roman" w:cs="Times New Roman"/>
-          <w:kern w:val="0"/>
-          <w:sz w:val="22"/>
-          <w:szCs w:val="22"/>
-        </w:rPr>
-        <w:t>follow the same multicollinearity pattern as the data on which the regression model is based.</w:t>
-      </w:r>
-      <w:r>
-        <w:rPr>
-          <w:rFonts w:ascii="Times New Roman" w:hAnsi="Times New Roman" w:cs="Times New Roman"/>
-          <w:kern w:val="0"/>
-          <w:sz w:val="22"/>
-          <w:szCs w:val="22"/>
-        </w:rPr>
-        <w:t xml:space="preserve"> Ridge </w:t>
-      </w:r>
-      <w:r>
-        <w:rPr>
-          <w:rFonts w:ascii="Times New Roman" w:hAnsi="Times New Roman" w:cs="Times New Roman"/>
-          <w:kern w:val="0"/>
-          <w:sz w:val="22"/>
-          <w:szCs w:val="22"/>
-        </w:rPr>
-        <w:t xml:space="preserve">reg minimizes </w:t>
+        <w:t xml:space="preserve"> by modifying </w:t>
       </w:r>
       <w:proofErr w:type="spellStart"/>
       <w:r>
@@ -22801,7 +22697,7 @@
           <w:sz w:val="22"/>
           <w:szCs w:val="22"/>
         </w:rPr>
-        <w:t>multicolin</w:t>
+        <w:t>ols</w:t>
       </w:r>
       <w:proofErr w:type="spellEnd"/>
       <w:r>
@@ -22811,47 +22707,7 @@
           <w:sz w:val="22"/>
           <w:szCs w:val="22"/>
         </w:rPr>
-        <w:t xml:space="preserve"> by modifying </w:t>
-      </w:r>
-      <w:proofErr w:type="spellStart"/>
-      <w:r>
-        <w:rPr>
-          <w:rFonts w:ascii="Times New Roman" w:hAnsi="Times New Roman" w:cs="Times New Roman"/>
-          <w:kern w:val="0"/>
-          <w:sz w:val="22"/>
-          <w:szCs w:val="22"/>
-        </w:rPr>
-        <w:t>ols</w:t>
-      </w:r>
-      <w:proofErr w:type="spellEnd"/>
-      <w:r>
-        <w:rPr>
-          <w:rFonts w:ascii="Times New Roman" w:hAnsi="Times New Roman" w:cs="Times New Roman"/>
-          <w:kern w:val="0"/>
-          <w:sz w:val="22"/>
-          <w:szCs w:val="22"/>
-        </w:rPr>
-        <w:t xml:space="preserve"> to allow biased </w:t>
-      </w:r>
-      <w:proofErr w:type="spellStart"/>
-      <w:r>
-        <w:rPr>
-          <w:rFonts w:ascii="Times New Roman" w:hAnsi="Times New Roman" w:cs="Times New Roman"/>
-          <w:kern w:val="0"/>
-          <w:sz w:val="22"/>
-          <w:szCs w:val="22"/>
-        </w:rPr>
-        <w:t>est</w:t>
-      </w:r>
-      <w:proofErr w:type="spellEnd"/>
-      <w:r>
-        <w:rPr>
-          <w:rFonts w:ascii="Times New Roman" w:hAnsi="Times New Roman" w:cs="Times New Roman"/>
-          <w:kern w:val="0"/>
-          <w:sz w:val="22"/>
-          <w:szCs w:val="22"/>
-        </w:rPr>
-        <w:t xml:space="preserve"> of reg </w:t>
+        <w:t xml:space="preserve"> to allow biased est of reg </w:t>
       </w:r>
       <w:proofErr w:type="spellStart"/>
       <w:r>
@@ -23323,9 +23179,9 @@
           <w:szCs w:val="22"/>
         </w:rPr>
         <w:drawing>
-          <wp:inline distT="0" distB="0" distL="0" distR="0" wp14:anchorId="225C7015" wp14:editId="21A13660">
-            <wp:extent cx="1939934" cy="1280160"/>
-            <wp:effectExtent l="0" t="0" r="3175" b="2540"/>
+          <wp:inline distT="0" distB="0" distL="0" distR="0" wp14:anchorId="225C7015" wp14:editId="478A1685">
+            <wp:extent cx="1788607" cy="1180299"/>
+            <wp:effectExtent l="0" t="0" r="2540" b="1270"/>
             <wp:docPr id="2008879062" name="Picture 1" descr="A graph of a function&#10;&#10;Description automatically generated"/>
             <wp:cNvGraphicFramePr>
               <a:graphicFrameLocks xmlns:a="http://schemas.openxmlformats.org/drawingml/2006/main" noChangeAspect="1"/>
@@ -23352,7 +23208,7 @@
                   <pic:spPr>
                     <a:xfrm>
                       <a:off x="0" y="0"/>
-                      <a:ext cx="1939934" cy="1280160"/>
+                      <a:ext cx="1795796" cy="1185043"/>
                     </a:xfrm>
                     <a:prstGeom prst="rect">
                       <a:avLst/>
@@ -23373,9 +23229,9 @@
           <w:szCs w:val="22"/>
         </w:rPr>
         <w:drawing>
-          <wp:inline distT="0" distB="0" distL="0" distR="0" wp14:anchorId="1837F751" wp14:editId="11695F25">
-            <wp:extent cx="1460682" cy="1201271"/>
-            <wp:effectExtent l="0" t="0" r="0" b="5715"/>
+          <wp:inline distT="0" distB="0" distL="0" distR="0" wp14:anchorId="1837F751" wp14:editId="157513ED">
+            <wp:extent cx="1471267" cy="1209975"/>
+            <wp:effectExtent l="0" t="0" r="2540" b="0"/>
             <wp:docPr id="752445365" name="Picture 2" descr="A table of numbers with black text&#10;&#10;Description automatically generated"/>
             <wp:cNvGraphicFramePr>
               <a:graphicFrameLocks xmlns:a="http://schemas.openxmlformats.org/drawingml/2006/main" noChangeAspect="1"/>
@@ -23402,7 +23258,7 @@
                   <pic:spPr>
                     <a:xfrm>
                       <a:off x="0" y="0"/>
-                      <a:ext cx="1474056" cy="1212269"/>
+                      <a:ext cx="1493994" cy="1228666"/>
                     </a:xfrm>
                     <a:prstGeom prst="rect">
                       <a:avLst/>
@@ -23476,7 +23332,7 @@
           <w:sz w:val="22"/>
           <w:szCs w:val="22"/>
         </w:rPr>
-        <w:t xml:space="preserve"> </w:t>
+        <w:t xml:space="preserve"> est precision of sample </w:t>
       </w:r>
       <w:proofErr w:type="spellStart"/>
       <w:r>
@@ -23486,7 +23342,7 @@
           <w:sz w:val="22"/>
           <w:szCs w:val="22"/>
         </w:rPr>
-        <w:t>est</w:t>
+        <w:t>ests</w:t>
       </w:r>
       <w:proofErr w:type="spellEnd"/>
       <w:r>
@@ -23496,7 +23352,7 @@
           <w:sz w:val="22"/>
           <w:szCs w:val="22"/>
         </w:rPr>
-        <w:t xml:space="preserve"> precision of sample </w:t>
+        <w:t xml:space="preserve"> for nonstandard cases (</w:t>
       </w:r>
       <w:proofErr w:type="spellStart"/>
       <w:r>
@@ -23506,7 +23362,7 @@
           <w:sz w:val="22"/>
           <w:szCs w:val="22"/>
         </w:rPr>
-        <w:t>ests</w:t>
+        <w:t>ie</w:t>
       </w:r>
       <w:proofErr w:type="spellEnd"/>
       <w:r>
@@ -23516,67 +23372,7 @@
           <w:sz w:val="22"/>
           <w:szCs w:val="22"/>
         </w:rPr>
-        <w:t xml:space="preserve"> for nonstandard cases (</w:t>
-      </w:r>
-      <w:proofErr w:type="spellStart"/>
-      <w:r>
-        <w:rPr>
-          <w:rFonts w:ascii="Times New Roman" w:hAnsi="Times New Roman" w:cs="Times New Roman"/>
-          <w:kern w:val="0"/>
-          <w:sz w:val="22"/>
-          <w:szCs w:val="22"/>
-        </w:rPr>
-        <w:t>ie</w:t>
-      </w:r>
-      <w:proofErr w:type="spellEnd"/>
-      <w:r>
-        <w:rPr>
-          <w:rFonts w:ascii="Times New Roman" w:hAnsi="Times New Roman" w:cs="Times New Roman"/>
-          <w:kern w:val="0"/>
-          <w:sz w:val="22"/>
-          <w:szCs w:val="22"/>
-        </w:rPr>
-        <w:t xml:space="preserve"> nonconstant error var are </w:t>
-      </w:r>
-      <w:proofErr w:type="spellStart"/>
-      <w:r>
-        <w:rPr>
-          <w:rFonts w:ascii="Times New Roman" w:hAnsi="Times New Roman" w:cs="Times New Roman"/>
-          <w:kern w:val="0"/>
-          <w:sz w:val="22"/>
-          <w:szCs w:val="22"/>
-        </w:rPr>
-        <w:t>est</w:t>
-      </w:r>
-      <w:proofErr w:type="spellEnd"/>
-      <w:r>
-        <w:rPr>
-          <w:rFonts w:ascii="Times New Roman" w:hAnsi="Times New Roman" w:cs="Times New Roman"/>
-          <w:kern w:val="0"/>
-          <w:sz w:val="22"/>
-          <w:szCs w:val="22"/>
-        </w:rPr>
-        <w:t xml:space="preserve"> by iteratively reweighted ls); samples with replacement so duplicates and omissions from original sample possible; calculates </w:t>
-      </w:r>
-      <w:proofErr w:type="spellStart"/>
-      <w:r>
-        <w:rPr>
-          <w:rFonts w:ascii="Times New Roman" w:hAnsi="Times New Roman" w:cs="Times New Roman"/>
-          <w:kern w:val="0"/>
-          <w:sz w:val="22"/>
-          <w:szCs w:val="22"/>
-        </w:rPr>
-        <w:t>est</w:t>
-      </w:r>
-      <w:proofErr w:type="spellEnd"/>
-      <w:r>
-        <w:rPr>
-          <w:rFonts w:ascii="Times New Roman" w:hAnsi="Times New Roman" w:cs="Times New Roman"/>
-          <w:kern w:val="0"/>
-          <w:sz w:val="22"/>
-          <w:szCs w:val="22"/>
-        </w:rPr>
-        <w:t xml:space="preserve"> reg </w:t>
+        <w:t xml:space="preserve"> nonconstant error var are est by iteratively reweighted ls); samples with replacement so duplicates and omissions from original sample possible; calculates est reg </w:t>
       </w:r>
       <w:proofErr w:type="spellStart"/>
       <w:r>
@@ -23728,27 +23524,7 @@
           <w:sz w:val="22"/>
           <w:szCs w:val="22"/>
         </w:rPr>
-        <w:t xml:space="preserve"> is bootstrap </w:t>
-      </w:r>
-      <w:proofErr w:type="spellStart"/>
-      <w:r>
-        <w:rPr>
-          <w:rFonts w:ascii="Times New Roman" w:hAnsi="Times New Roman" w:cs="Times New Roman"/>
-          <w:kern w:val="0"/>
-          <w:sz w:val="22"/>
-          <w:szCs w:val="22"/>
-        </w:rPr>
-        <w:t>est</w:t>
-      </w:r>
-      <w:proofErr w:type="spellEnd"/>
-      <w:r>
-        <w:rPr>
-          <w:rFonts w:ascii="Times New Roman" w:hAnsi="Times New Roman" w:cs="Times New Roman"/>
-          <w:kern w:val="0"/>
-          <w:sz w:val="22"/>
-          <w:szCs w:val="22"/>
-        </w:rPr>
-        <w:t xml:space="preserve">, then </w:t>
+        <w:t xml:space="preserve"> is bootstrap est, then </w:t>
       </w:r>
       <m:oMath>
         <m:sSup>
@@ -24054,17 +23830,7 @@
           <w:sz w:val="22"/>
           <w:szCs w:val="22"/>
         </w:rPr>
-        <w:t xml:space="preserve"> is good fit for data, error terms </w:t>
-      </w:r>
-      <w:r>
-        <w:rPr>
-          <w:rFonts w:ascii="Times New Roman" w:hAnsi="Times New Roman" w:cs="Times New Roman"/>
-          <w:kern w:val="0"/>
-          <w:sz w:val="22"/>
-          <w:szCs w:val="22"/>
-        </w:rPr>
-        <w:lastRenderedPageBreak/>
-        <w:t xml:space="preserve">have constant var, and pred vars can be treated as fixed: </w:t>
+        <w:t xml:space="preserve"> is good fit for data, error terms have constant var, and pred vars can be treated as fixed: </w:t>
       </w:r>
       <w:proofErr w:type="spellStart"/>
       <w:r>
@@ -24161,7 +23927,7 @@
 </file>
 
 <file path=word/numbering.xml><?xml version="1.0" encoding="utf-8"?>
-<w:numbering xmlns:wpc="http://schemas.microsoft.com/office/word/2010/wordprocessingCanvas" xmlns:cx="http://schemas.microsoft.com/office/drawing/2014/chartex" xmlns:cx1="http://schemas.microsoft.com/office/drawing/2015/9/8/chartex" xmlns:cx2="http://schemas.microsoft.com/office/drawing/2015/10/21/chartex" xmlns:cx3="http://schemas.microsoft.com/office/drawing/2016/5/9/chartex" xmlns:cx4="http://schemas.microsoft.com/office/drawing/2016/5/10/chartex" xmlns:cx5="http://schemas.microsoft.com/office/drawing/2016/5/11/chartex" xmlns:cx6="http://schemas.microsoft.com/office/drawing/2016/5/12/chartex" xmlns:cx7="http://schemas.microsoft.com/office/drawing/2016/5/13/chartex" xmlns:cx8="http://schemas.microsoft.com/office/drawing/2016/5/14/chartex" xmlns:mc="http://schemas.openxmlformats.org/markup-compatibility/2006" xmlns:aink="http://schemas.microsoft.com/office/drawing/2016/ink" xmlns:am3d="http://schemas.microsoft.com/office/drawing/2017/model3d" xmlns:o="urn:schemas-microsoft-com:office:office" xmlns:oel="http://schemas.microsoft.com/office/2019/extlst" xmlns:r="http://schemas.openxmlformats.org/officeDocument/2006/relationships" xmlns:m="http://schemas.openxmlformats.org/officeDocument/2006/math" xmlns:v="urn:schemas-microsoft-com:vml" xmlns:wp14="http://schemas.microsoft.com/office/word/2010/wordprocessingDrawing" xmlns:wp="http://schemas.openxmlformats.org/drawingml/2006/wordprocessingDrawing" xmlns:w10="urn:schemas-microsoft-com:office:word" xmlns:w="http://schemas.openxmlformats.org/wordprocessingml/2006/main" xmlns:w14="http://schemas.microsoft.com/office/word/2010/wordml" xmlns:w15="http://schemas.microsoft.com/office/word/2012/wordml" xmlns:w16cex="http://schemas.microsoft.com/office/word/2018/wordml/cex" xmlns:w16cid="http://schemas.microsoft.com/office/word/2016/wordml/cid" xmlns:w16="http://schemas.microsoft.com/office/word/2018/wordml" xmlns:w16sdtdh="http://schemas.microsoft.com/office/word/2020/wordml/sdtdatahash" xmlns:w16se="http://schemas.microsoft.com/office/word/2015/wordml/symex" xmlns:wpg="http://schemas.microsoft.com/office/word/2010/wordprocessingGroup" xmlns:wpi="http://schemas.microsoft.com/office/word/2010/wordprocessingInk" xmlns:wne="http://schemas.microsoft.com/office/word/2006/wordml" xmlns:wps="http://schemas.microsoft.com/office/word/2010/wordprocessingShape" mc:Ignorable="w14 w15 w16se w16cid w16 w16cex w16sdtdh wp14">
+<w:numbering xmlns:wpc="http://schemas.microsoft.com/office/word/2010/wordprocessingCanvas" xmlns:cx="http://schemas.microsoft.com/office/drawing/2014/chartex" xmlns:cx1="http://schemas.microsoft.com/office/drawing/2015/9/8/chartex" xmlns:cx2="http://schemas.microsoft.com/office/drawing/2015/10/21/chartex" xmlns:cx3="http://schemas.microsoft.com/office/drawing/2016/5/9/chartex" xmlns:cx4="http://schemas.microsoft.com/office/drawing/2016/5/10/chartex" xmlns:cx5="http://schemas.microsoft.com/office/drawing/2016/5/11/chartex" xmlns:cx6="http://schemas.microsoft.com/office/drawing/2016/5/12/chartex" xmlns:cx7="http://schemas.microsoft.com/office/drawing/2016/5/13/chartex" xmlns:cx8="http://schemas.microsoft.com/office/drawing/2016/5/14/chartex" xmlns:mc="http://schemas.openxmlformats.org/markup-compatibility/2006" xmlns:aink="http://schemas.microsoft.com/office/drawing/2016/ink" xmlns:am3d="http://schemas.microsoft.com/office/drawing/2017/model3d" xmlns:o="urn:schemas-microsoft-com:office:office" xmlns:oel="http://schemas.microsoft.com/office/2019/extlst" xmlns:r="http://schemas.openxmlformats.org/officeDocument/2006/relationships" xmlns:m="http://schemas.openxmlformats.org/officeDocument/2006/math" xmlns:v="urn:schemas-microsoft-com:vml" xmlns:wp14="http://schemas.microsoft.com/office/word/2010/wordprocessingDrawing" xmlns:wp="http://schemas.openxmlformats.org/drawingml/2006/wordprocessingDrawing" xmlns:w10="urn:schemas-microsoft-com:office:word" xmlns:w="http://schemas.openxmlformats.org/wordprocessingml/2006/main" xmlns:w14="http://schemas.microsoft.com/office/word/2010/wordml" xmlns:w15="http://schemas.microsoft.com/office/word/2012/wordml" xmlns:w16cex="http://schemas.microsoft.com/office/word/2018/wordml/cex" xmlns:w16cid="http://schemas.microsoft.com/office/word/2016/wordml/cid" xmlns:w16="http://schemas.microsoft.com/office/word/2018/wordml" xmlns:w16du="http://schemas.microsoft.com/office/word/2023/wordml/word16du" xmlns:w16sdtdh="http://schemas.microsoft.com/office/word/2020/wordml/sdtdatahash" xmlns:w16sdtfl="http://schemas.microsoft.com/office/word/2024/wordml/sdtformatlock" xmlns:w16se="http://schemas.microsoft.com/office/word/2015/wordml/symex" xmlns:wpg="http://schemas.microsoft.com/office/word/2010/wordprocessingGroup" xmlns:wpi="http://schemas.microsoft.com/office/word/2010/wordprocessingInk" xmlns:wne="http://schemas.microsoft.com/office/word/2006/wordml" xmlns:wps="http://schemas.microsoft.com/office/word/2010/wordprocessingShape" mc:Ignorable="w14 w15 w16se w16cid w16 w16cex w16sdtdh w16sdtfl w16du wp14">
   <w:abstractNum w:abstractNumId="0" w15:restartNumberingAfterBreak="0">
     <w:nsid w:val="69B17FCB"/>
     <w:multiLevelType w:val="hybridMultilevel"/>
@@ -24281,7 +24047,7 @@
 </file>
 
 <file path=word/styles.xml><?xml version="1.0" encoding="utf-8"?>
-<w:styles xmlns:mc="http://schemas.openxmlformats.org/markup-compatibility/2006" xmlns:r="http://schemas.openxmlformats.org/officeDocument/2006/relationships" xmlns:w="http://schemas.openxmlformats.org/wordprocessingml/2006/main" xmlns:w14="http://schemas.microsoft.com/office/word/2010/wordml" xmlns:w15="http://schemas.microsoft.com/office/word/2012/wordml" xmlns:w16cex="http://schemas.microsoft.com/office/word/2018/wordml/cex" xmlns:w16cid="http://schemas.microsoft.com/office/word/2016/wordml/cid" xmlns:w16="http://schemas.microsoft.com/office/word/2018/wordml" xmlns:w16sdtdh="http://schemas.microsoft.com/office/word/2020/wordml/sdtdatahash" xmlns:w16se="http://schemas.microsoft.com/office/word/2015/wordml/symex" mc:Ignorable="w14 w15 w16se w16cid w16 w16cex w16sdtdh">
+<w:styles xmlns:mc="http://schemas.openxmlformats.org/markup-compatibility/2006" xmlns:r="http://schemas.openxmlformats.org/officeDocument/2006/relationships" xmlns:w="http://schemas.openxmlformats.org/wordprocessingml/2006/main" xmlns:w14="http://schemas.microsoft.com/office/word/2010/wordml" xmlns:w15="http://schemas.microsoft.com/office/word/2012/wordml" xmlns:w16cex="http://schemas.microsoft.com/office/word/2018/wordml/cex" xmlns:w16cid="http://schemas.microsoft.com/office/word/2016/wordml/cid" xmlns:w16="http://schemas.microsoft.com/office/word/2018/wordml" xmlns:w16du="http://schemas.microsoft.com/office/word/2023/wordml/word16du" xmlns:w16sdtdh="http://schemas.microsoft.com/office/word/2020/wordml/sdtdatahash" xmlns:w16sdtfl="http://schemas.microsoft.com/office/word/2024/wordml/sdtformatlock" xmlns:w16se="http://schemas.microsoft.com/office/word/2015/wordml/symex" mc:Ignorable="w14 w15 w16se w16cid w16 w16cex w16sdtdh w16sdtfl w16du">
   <w:docDefaults>
     <w:rPrDefault>
       <w:rPr>
